--- a/backend/apps/operaciones/templates/Proios_Quotation_Quimicos_TEMPLATE_EN.docx
+++ b/backend/apps/operaciones/templates/Proios_Quotation_Quimicos_TEMPLATE_EN.docx
@@ -2037,7 +2037,7 @@
       <w:tblPr>
         <w:tblpPr w:leftFromText="141" w:rightFromText="141" w:vertAnchor="text" w:horzAnchor="margin" w:tblpXSpec="right" w:tblpY="-91"/>
         <w:tblOverlap w:val="never"/>
-        <w:tblW w:w="3000" w:type="dxa"/>
+        <w:tblW w:w="3686" w:type="dxa"/>
         <w:tblCellMar>
           <w:left w:w="10" w:type="dxa"/>
           <w:right w:w="10" w:type="dxa"/>
@@ -2045,8 +2045,8 @@
         <w:tblLook w:val="04A0" w:firstRow="1" w:lastRow="0" w:firstColumn="1" w:lastColumn="0" w:noHBand="0" w:noVBand="1"/>
       </w:tblPr>
       <w:tblGrid>
-        <w:gridCol w:w="1424"/>
-        <w:gridCol w:w="1576"/>
+        <w:gridCol w:w="1701"/>
+        <w:gridCol w:w="1985"/>
       </w:tblGrid>
       <w:tr>
         <w:trPr>
@@ -2054,28 +2054,24 @@
         </w:trPr>
         <w:tc>
           <w:tcPr>
-            <w:tcW w:w="1424" w:type="dxa"/>
-            <w:tcMar>
-              <w:top w:w="70" w:type="dxa"/>
-              <w:left w:w="0" w:type="dxa"/>
-              <w:bottom w:w="70" w:type="dxa"/>
-              <w:right w:w="140" w:type="dxa"/>
-            </w:tcMar>
-          </w:tcPr>
-          <w:p>
-            <w:pPr>
-              <w:keepNext/>
-              <w:keepLines/>
-              <w:jc w:val="right"/>
-              <w:rPr>
-                <w:rFonts w:ascii="Tahoma" w:hAnsi="Tahoma" w:cs="Tahoma"/>
-              </w:rPr>
-            </w:pPr>
-            <w:r>
-              <w:rPr>
-                <w:rFonts w:ascii="Tahoma" w:hAnsi="Tahoma" w:cs="Tahoma"/>
-                <w:sz w:val="19"/>
-                <w:szCs w:val="19"/>
+            <w:tcW w:w="1701" w:type="dxa"/>
+            <w:tcMar>
+              <w:top w:w="70" w:type="dxa"/>
+              <w:left w:w="0" w:type="dxa"/>
+              <w:bottom w:w="70" w:type="dxa"/>
+              <w:right w:w="140" w:type="dxa"/>
+            </w:tcMar>
+          </w:tcPr>
+          <w:p>
+            <w:pPr>
+              <w:widowControl w:val="0"/>
+              <w:rPr>
+                <w:rFonts w:ascii="Tahoma" w:hAnsi="Tahoma" w:cs="Tahoma"/>
+              </w:rPr>
+            </w:pPr>
+            <w:r>
+              <w:rPr>
+                <w:rFonts w:ascii="Tahoma" w:hAnsi="Tahoma" w:cs="Tahoma"/>
               </w:rPr>
               <w:t>VAT</w:t>
             </w:r>
@@ -2083,18 +2079,17 @@
         </w:tc>
         <w:tc>
           <w:tcPr>
-            <w:tcW w:w="1576" w:type="dxa"/>
-            <w:tcMar>
-              <w:top w:w="70" w:type="dxa"/>
-              <w:left w:w="0" w:type="dxa"/>
-              <w:bottom w:w="70" w:type="dxa"/>
-              <w:right w:w="140" w:type="dxa"/>
-            </w:tcMar>
-          </w:tcPr>
-          <w:p>
-            <w:pPr>
-              <w:keepNext/>
-              <w:keepLines/>
+            <w:tcW w:w="1985" w:type="dxa"/>
+            <w:tcMar>
+              <w:top w:w="70" w:type="dxa"/>
+              <w:left w:w="0" w:type="dxa"/>
+              <w:bottom w:w="70" w:type="dxa"/>
+              <w:right w:w="140" w:type="dxa"/>
+            </w:tcMar>
+          </w:tcPr>
+          <w:p>
+            <w:pPr>
+              <w:widowControl w:val="0"/>
               <w:jc w:val="right"/>
               <w:rPr>
                 <w:rFonts w:ascii="Tahoma" w:hAnsi="Tahoma" w:cs="Tahoma"/>
@@ -2129,92 +2124,91 @@
         </w:trPr>
         <w:tc>
           <w:tcPr>
-            <w:tcW w:w="1424" w:type="dxa"/>
-            <w:tcBorders>
-              <w:top w:val="single" w:sz="12" w:space="0" w:color="1394B1"/>
-            </w:tcBorders>
-            <w:tcMar>
-              <w:top w:w="70" w:type="dxa"/>
-              <w:left w:w="0" w:type="dxa"/>
-              <w:bottom w:w="70" w:type="dxa"/>
-              <w:right w:w="140" w:type="dxa"/>
-            </w:tcMar>
-          </w:tcPr>
-          <w:p>
-            <w:pPr>
-              <w:keepNext/>
-              <w:keepLines/>
+            <w:tcW w:w="1701" w:type="dxa"/>
+            <w:tcMar>
+              <w:top w:w="70" w:type="dxa"/>
+              <w:left w:w="0" w:type="dxa"/>
+              <w:bottom w:w="70" w:type="dxa"/>
+              <w:right w:w="140" w:type="dxa"/>
+            </w:tcMar>
+          </w:tcPr>
+          <w:p>
+            <w:pPr>
+              <w:widowControl w:val="0"/>
+              <w:rPr>
+                <w:rFonts w:ascii="Tahoma" w:hAnsi="Tahoma" w:cs="Tahoma"/>
+              </w:rPr>
+            </w:pPr>
+            <w:r>
+              <w:rPr>
+                <w:rFonts w:ascii="Tahoma" w:hAnsi="Tahoma" w:cs="Tahoma"/>
+              </w:rPr>
+              <w:t>{%</w:t>
+            </w:r>
+            <w:proofErr w:type="spellStart"/>
+            <w:r>
+              <w:rPr>
+                <w:rFonts w:ascii="Tahoma" w:hAnsi="Tahoma" w:cs="Tahoma"/>
+              </w:rPr>
+              <w:t>tr</w:t>
+            </w:r>
+            <w:proofErr w:type="spellEnd"/>
+            <w:r>
+              <w:rPr>
+                <w:rFonts w:ascii="Tahoma" w:hAnsi="Tahoma" w:cs="Tahoma"/>
+              </w:rPr>
+              <w:t xml:space="preserve"> </w:t>
+            </w:r>
+            <w:proofErr w:type="spellStart"/>
+            <w:r>
+              <w:rPr>
+                <w:rFonts w:ascii="Tahoma" w:hAnsi="Tahoma" w:cs="Tahoma"/>
+              </w:rPr>
+              <w:t>if</w:t>
+            </w:r>
+            <w:proofErr w:type="spellEnd"/>
+            <w:r>
+              <w:rPr>
+                <w:rFonts w:ascii="Tahoma" w:hAnsi="Tahoma" w:cs="Tahoma"/>
+              </w:rPr>
+              <w:t xml:space="preserve"> </w:t>
+            </w:r>
+            <w:proofErr w:type="spellStart"/>
+            <w:r>
+              <w:rPr>
+                <w:rFonts w:ascii="Tahoma" w:hAnsi="Tahoma" w:cs="Tahoma"/>
+              </w:rPr>
+              <w:t>has_discount</w:t>
+            </w:r>
+            <w:proofErr w:type="spellEnd"/>
+            <w:r>
+              <w:rPr>
+                <w:rFonts w:ascii="Tahoma" w:hAnsi="Tahoma" w:cs="Tahoma"/>
+              </w:rPr>
+              <w:t>%}</w:t>
+            </w:r>
+          </w:p>
+        </w:tc>
+        <w:tc>
+          <w:tcPr>
+            <w:tcW w:w="1985" w:type="dxa"/>
+            <w:tcMar>
+              <w:top w:w="70" w:type="dxa"/>
+              <w:left w:w="0" w:type="dxa"/>
+              <w:bottom w:w="70" w:type="dxa"/>
+              <w:right w:w="140" w:type="dxa"/>
+            </w:tcMar>
+          </w:tcPr>
+          <w:p>
+            <w:pPr>
+              <w:widowControl w:val="0"/>
               <w:jc w:val="right"/>
               <w:rPr>
                 <w:rFonts w:ascii="Tahoma" w:hAnsi="Tahoma" w:cs="Tahoma"/>
-              </w:rPr>
-            </w:pPr>
-            <w:r>
-              <w:rPr>
-                <w:rFonts w:ascii="Tahoma" w:hAnsi="Tahoma" w:cs="Tahoma"/>
-                <w:b/>
-                <w:bCs/>
                 <w:sz w:val="22"/>
                 <w:szCs w:val="22"/>
               </w:rPr>
-              <w:t>TOTAL</w:t>
-            </w:r>
-          </w:p>
-        </w:tc>
-        <w:tc>
-          <w:tcPr>
-            <w:tcW w:w="1576" w:type="dxa"/>
-            <w:tcBorders>
-              <w:top w:val="single" w:sz="12" w:space="0" w:color="1394B1"/>
-            </w:tcBorders>
-            <w:tcMar>
-              <w:top w:w="70" w:type="dxa"/>
-              <w:left w:w="0" w:type="dxa"/>
-              <w:bottom w:w="70" w:type="dxa"/>
-              <w:right w:w="140" w:type="dxa"/>
-            </w:tcMar>
-          </w:tcPr>
-          <w:p>
-            <w:pPr>
-              <w:keepNext/>
-              <w:keepLines/>
-              <w:jc w:val="right"/>
-              <w:rPr>
-                <w:rFonts w:ascii="Tahoma" w:hAnsi="Tahoma" w:cs="Tahoma"/>
-              </w:rPr>
-            </w:pPr>
-            <w:r>
-              <w:rPr>
-                <w:rFonts w:ascii="Tahoma" w:hAnsi="Tahoma" w:cs="Tahoma"/>
-                <w:b/>
-                <w:bCs/>
-                <w:sz w:val="22"/>
-                <w:szCs w:val="22"/>
-              </w:rPr>
-              <w:t xml:space="preserve">        {{moneda</w:t>
-            </w:r>
-            <w:proofErr w:type="gramStart"/>
-            <w:r>
-              <w:rPr>
-                <w:rFonts w:ascii="Tahoma" w:hAnsi="Tahoma" w:cs="Tahoma"/>
-                <w:b/>
-                <w:bCs/>
-                <w:sz w:val="22"/>
-                <w:szCs w:val="22"/>
-              </w:rPr>
-              <w:t xml:space="preserve">}}   </w:t>
-            </w:r>
-            <w:proofErr w:type="gramEnd"/>
-            <w:r>
-              <w:rPr>
-                <w:rFonts w:ascii="Tahoma" w:hAnsi="Tahoma" w:cs="Tahoma"/>
-                <w:b/>
-                <w:bCs/>
-                <w:sz w:val="22"/>
-                <w:szCs w:val="22"/>
-              </w:rPr>
-              <w:t xml:space="preserve">                                                                                                                  {{total}}</w:t>
-            </w:r>
+            </w:pPr>
           </w:p>
         </w:tc>
       </w:tr>
@@ -2224,35 +2218,270 @@
         </w:trPr>
         <w:tc>
           <w:tcPr>
-            <w:tcW w:w="1424" w:type="dxa"/>
+            <w:tcW w:w="1701" w:type="dxa"/>
+            <w:tcMar>
+              <w:top w:w="70" w:type="dxa"/>
+              <w:left w:w="0" w:type="dxa"/>
+              <w:bottom w:w="70" w:type="dxa"/>
+              <w:right w:w="140" w:type="dxa"/>
+            </w:tcMar>
+          </w:tcPr>
+          <w:p>
+            <w:pPr>
+              <w:widowControl w:val="0"/>
+              <w:rPr>
+                <w:rFonts w:ascii="Tahoma" w:hAnsi="Tahoma" w:cs="Tahoma"/>
+                <w:sz w:val="19"/>
+                <w:szCs w:val="19"/>
+              </w:rPr>
+            </w:pPr>
+            <w:proofErr w:type="spellStart"/>
+            <w:r>
+              <w:rPr>
+                <w:rFonts w:ascii="Tahoma" w:hAnsi="Tahoma" w:cs="Tahoma"/>
+              </w:rPr>
+              <w:t>Discount</w:t>
+            </w:r>
+            <w:proofErr w:type="spellEnd"/>
+          </w:p>
+        </w:tc>
+        <w:tc>
+          <w:tcPr>
+            <w:tcW w:w="1985" w:type="dxa"/>
+            <w:tcMar>
+              <w:top w:w="70" w:type="dxa"/>
+              <w:left w:w="0" w:type="dxa"/>
+              <w:bottom w:w="70" w:type="dxa"/>
+              <w:right w:w="140" w:type="dxa"/>
+            </w:tcMar>
+          </w:tcPr>
+          <w:p>
+            <w:pPr>
+              <w:widowControl w:val="0"/>
+              <w:jc w:val="right"/>
+              <w:rPr>
+                <w:rFonts w:ascii="Tahoma" w:hAnsi="Tahoma" w:cs="Tahoma"/>
+              </w:rPr>
+            </w:pPr>
+            <w:r>
+              <w:rPr>
+                <w:rFonts w:ascii="Tahoma" w:hAnsi="Tahoma" w:cs="Tahoma"/>
+                <w:sz w:val="22"/>
+                <w:szCs w:val="22"/>
+              </w:rPr>
+              <w:t>{{off</w:t>
+            </w:r>
+            <w:r>
+              <w:rPr>
+                <w:rFonts w:ascii="Tahoma" w:hAnsi="Tahoma" w:cs="Tahoma"/>
+                <w:sz w:val="22"/>
+                <w:szCs w:val="22"/>
+              </w:rPr>
+              <w:t>}}</w:t>
+            </w:r>
+            <w:r>
+              <w:rPr>
+                <w:rFonts w:ascii="Tahoma" w:hAnsi="Tahoma" w:cs="Tahoma"/>
+                <w:sz w:val="22"/>
+                <w:szCs w:val="22"/>
+              </w:rPr>
+              <w:t xml:space="preserve"> </w:t>
+            </w:r>
+          </w:p>
+        </w:tc>
+      </w:tr>
+      <w:tr>
+        <w:trPr>
+          <w:cantSplit/>
+        </w:trPr>
+        <w:tc>
+          <w:tcPr>
+            <w:tcW w:w="1701" w:type="dxa"/>
+            <w:tcMar>
+              <w:top w:w="70" w:type="dxa"/>
+              <w:left w:w="0" w:type="dxa"/>
+              <w:bottom w:w="70" w:type="dxa"/>
+              <w:right w:w="140" w:type="dxa"/>
+            </w:tcMar>
+          </w:tcPr>
+          <w:p>
+            <w:pPr>
+              <w:widowControl w:val="0"/>
+              <w:rPr>
+                <w:rFonts w:ascii="Tahoma" w:hAnsi="Tahoma" w:cs="Tahoma"/>
+              </w:rPr>
+            </w:pPr>
+            <w:r>
+              <w:rPr>
+                <w:rFonts w:ascii="Tahoma" w:hAnsi="Tahoma" w:cs="Tahoma"/>
+                <w:sz w:val="22"/>
+                <w:szCs w:val="22"/>
+              </w:rPr>
+              <w:t>{%</w:t>
+            </w:r>
+            <w:proofErr w:type="spellStart"/>
+            <w:r>
+              <w:rPr>
+                <w:rFonts w:ascii="Tahoma" w:hAnsi="Tahoma" w:cs="Tahoma"/>
+                <w:sz w:val="22"/>
+                <w:szCs w:val="22"/>
+              </w:rPr>
+              <w:t>tr</w:t>
+            </w:r>
+            <w:proofErr w:type="spellEnd"/>
+            <w:r>
+              <w:rPr>
+                <w:rFonts w:ascii="Tahoma" w:hAnsi="Tahoma" w:cs="Tahoma"/>
+                <w:sz w:val="22"/>
+                <w:szCs w:val="22"/>
+              </w:rPr>
+              <w:t xml:space="preserve"> </w:t>
+            </w:r>
+            <w:proofErr w:type="spellStart"/>
+            <w:r>
+              <w:rPr>
+                <w:rFonts w:ascii="Tahoma" w:hAnsi="Tahoma" w:cs="Tahoma"/>
+                <w:sz w:val="22"/>
+                <w:szCs w:val="22"/>
+              </w:rPr>
+              <w:t>endif</w:t>
+            </w:r>
+            <w:proofErr w:type="spellEnd"/>
+            <w:r>
+              <w:rPr>
+                <w:rFonts w:ascii="Tahoma" w:hAnsi="Tahoma" w:cs="Tahoma"/>
+                <w:sz w:val="22"/>
+                <w:szCs w:val="22"/>
+              </w:rPr>
+              <w:t>%}</w:t>
+            </w:r>
+          </w:p>
+        </w:tc>
+        <w:tc>
+          <w:tcPr>
+            <w:tcW w:w="1985" w:type="dxa"/>
+            <w:tcMar>
+              <w:top w:w="70" w:type="dxa"/>
+              <w:left w:w="0" w:type="dxa"/>
+              <w:bottom w:w="70" w:type="dxa"/>
+              <w:right w:w="140" w:type="dxa"/>
+            </w:tcMar>
+          </w:tcPr>
+          <w:p>
+            <w:pPr>
+              <w:widowControl w:val="0"/>
+              <w:jc w:val="right"/>
+              <w:rPr>
+                <w:rFonts w:ascii="Tahoma" w:hAnsi="Tahoma" w:cs="Tahoma"/>
+                <w:sz w:val="22"/>
+                <w:szCs w:val="22"/>
+              </w:rPr>
+            </w:pPr>
+          </w:p>
+        </w:tc>
+      </w:tr>
+      <w:tr>
+        <w:trPr>
+          <w:cantSplit/>
+        </w:trPr>
+        <w:tc>
+          <w:tcPr>
+            <w:tcW w:w="1701" w:type="dxa"/>
             <w:tcBorders>
               <w:top w:val="single" w:sz="12" w:space="0" w:color="1394B1"/>
             </w:tcBorders>
             <w:tcMar>
-              <w:top w:w="90" w:type="dxa"/>
-              <w:left w:w="0" w:type="dxa"/>
-              <w:bottom w:w="70" w:type="dxa"/>
-              <w:right w:w="140" w:type="dxa"/>
-            </w:tcMar>
-          </w:tcPr>
-          <w:p>
-            <w:pPr>
-              <w:keepNext/>
-              <w:keepLines/>
-              <w:jc w:val="right"/>
-              <w:rPr>
-                <w:rFonts w:ascii="Tahoma" w:hAnsi="Tahoma" w:cs="Tahoma"/>
-              </w:rPr>
-            </w:pPr>
-          </w:p>
-        </w:tc>
-        <w:tc>
-          <w:tcPr>
-            <w:tcW w:w="1576" w:type="dxa"/>
+              <w:top w:w="70" w:type="dxa"/>
+              <w:left w:w="0" w:type="dxa"/>
+              <w:bottom w:w="70" w:type="dxa"/>
+              <w:right w:w="140" w:type="dxa"/>
+            </w:tcMar>
+          </w:tcPr>
+          <w:p>
+            <w:pPr>
+              <w:widowControl w:val="0"/>
+              <w:rPr>
+                <w:rFonts w:ascii="Tahoma" w:hAnsi="Tahoma" w:cs="Tahoma"/>
+              </w:rPr>
+            </w:pPr>
+            <w:r>
+              <w:rPr>
+                <w:rFonts w:ascii="Tahoma" w:hAnsi="Tahoma" w:cs="Tahoma"/>
+                <w:b/>
+                <w:bCs/>
+                <w:sz w:val="22"/>
+                <w:szCs w:val="22"/>
+              </w:rPr>
+              <w:t>TOTAL</w:t>
+            </w:r>
+          </w:p>
+        </w:tc>
+        <w:tc>
+          <w:tcPr>
+            <w:tcW w:w="1985" w:type="dxa"/>
             <w:tcBorders>
               <w:top w:val="single" w:sz="12" w:space="0" w:color="1394B1"/>
             </w:tcBorders>
             <w:tcMar>
+              <w:top w:w="70" w:type="dxa"/>
+              <w:left w:w="0" w:type="dxa"/>
+              <w:bottom w:w="70" w:type="dxa"/>
+              <w:right w:w="140" w:type="dxa"/>
+            </w:tcMar>
+          </w:tcPr>
+          <w:p>
+            <w:pPr>
+              <w:keepLines/>
+              <w:widowControl w:val="0"/>
+              <w:jc w:val="right"/>
+              <w:rPr>
+                <w:rFonts w:ascii="Tahoma" w:hAnsi="Tahoma" w:cs="Tahoma"/>
+              </w:rPr>
+            </w:pPr>
+            <w:r>
+              <w:rPr>
+                <w:rFonts w:ascii="Tahoma" w:hAnsi="Tahoma" w:cs="Tahoma"/>
+                <w:b/>
+                <w:bCs/>
+                <w:sz w:val="22"/>
+                <w:szCs w:val="22"/>
+              </w:rPr>
+              <w:t>{{moneda}}</w:t>
+            </w:r>
+            <w:r>
+              <w:rPr>
+                <w:rFonts w:ascii="Tahoma" w:hAnsi="Tahoma" w:cs="Tahoma"/>
+                <w:b/>
+                <w:bCs/>
+                <w:sz w:val="22"/>
+                <w:szCs w:val="22"/>
+              </w:rPr>
+              <w:t xml:space="preserve"> </w:t>
+            </w:r>
+            <w:r>
+              <w:rPr>
+                <w:rFonts w:ascii="Tahoma" w:hAnsi="Tahoma" w:cs="Tahoma"/>
+                <w:b/>
+                <w:bCs/>
+                <w:sz w:val="22"/>
+                <w:szCs w:val="22"/>
+              </w:rPr>
+              <w:t>{{total}}</w:t>
+            </w:r>
+          </w:p>
+        </w:tc>
+      </w:tr>
+      <w:tr>
+        <w:trPr>
+          <w:cantSplit/>
+        </w:trPr>
+        <w:tc>
+          <w:tcPr>
+            <w:tcW w:w="1701" w:type="dxa"/>
+            <w:tcBorders>
+              <w:top w:val="single" w:sz="12" w:space="0" w:color="1394B1"/>
+            </w:tcBorders>
+            <w:tcMar>
               <w:top w:w="90" w:type="dxa"/>
               <w:left w:w="0" w:type="dxa"/>
               <w:bottom w:w="70" w:type="dxa"/>
@@ -2261,8 +2490,30 @@
           </w:tcPr>
           <w:p>
             <w:pPr>
-              <w:keepNext/>
-              <w:keepLines/>
+              <w:widowControl w:val="0"/>
+              <w:jc w:val="right"/>
+              <w:rPr>
+                <w:rFonts w:ascii="Tahoma" w:hAnsi="Tahoma" w:cs="Tahoma"/>
+              </w:rPr>
+            </w:pPr>
+          </w:p>
+        </w:tc>
+        <w:tc>
+          <w:tcPr>
+            <w:tcW w:w="1985" w:type="dxa"/>
+            <w:tcBorders>
+              <w:top w:val="single" w:sz="12" w:space="0" w:color="1394B1"/>
+            </w:tcBorders>
+            <w:tcMar>
+              <w:top w:w="90" w:type="dxa"/>
+              <w:left w:w="0" w:type="dxa"/>
+              <w:bottom w:w="70" w:type="dxa"/>
+              <w:right w:w="140" w:type="dxa"/>
+            </w:tcMar>
+          </w:tcPr>
+          <w:p>
+            <w:pPr>
+              <w:widowControl w:val="0"/>
               <w:jc w:val="right"/>
               <w:rPr>
                 <w:rFonts w:ascii="Tahoma" w:hAnsi="Tahoma" w:cs="Tahoma"/>
@@ -2316,6 +2567,21 @@
     </w:p>
     <w:p>
       <w:pPr>
+        <w:spacing w:before="240" w:after="90"/>
+        <w:rPr>
+          <w:rFonts w:ascii="Tahoma" w:hAnsi="Tahoma" w:cs="Tahoma"/>
+          <w:b/>
+          <w:bCs/>
+          <w:sz w:val="19"/>
+          <w:szCs w:val="19"/>
+        </w:rPr>
+      </w:pPr>
+    </w:p>
+    <w:p>
+      <w:pPr>
+        <w:keepNext/>
+        <w:keepLines/>
+        <w:widowControl w:val="0"/>
         <w:spacing w:before="240" w:after="90"/>
         <w:rPr>
           <w:rFonts w:ascii="Tahoma" w:hAnsi="Tahoma" w:cs="Tahoma"/>

--- a/backend/apps/operaciones/templates/Proios_Quotation_Quimicos_TEMPLATE_EN.docx
+++ b/backend/apps/operaciones/templates/Proios_Quotation_Quimicos_TEMPLATE_EN.docx
@@ -490,28 +490,9 @@
         <w:spacing w:before="240" w:after="90"/>
         <w:rPr>
           <w:rFonts w:ascii="Tahoma" w:hAnsi="Tahoma" w:cs="Tahoma"/>
+          <w:lang w:val="en-GB"/>
         </w:rPr>
       </w:pPr>
-      <w:r>
-        <w:rPr>
-          <w:rFonts w:ascii="Tahoma" w:hAnsi="Tahoma" w:cs="Tahoma"/>
-          <w:b/>
-          <w:bCs/>
-          <w:sz w:val="16"/>
-          <w:szCs w:val="16"/>
-        </w:rPr>
-        <w:t>I</w:t>
-      </w:r>
-      <w:r>
-        <w:rPr>
-          <w:rFonts w:ascii="Tahoma" w:hAnsi="Tahoma" w:cs="Tahoma"/>
-          <w:b/>
-          <w:bCs/>
-          <w:sz w:val="16"/>
-          <w:szCs w:val="16"/>
-        </w:rPr>
-        <w:t>TEMS</w:t>
-      </w:r>
     </w:p>
     <w:tbl>
       <w:tblPr>
@@ -550,7 +531,6 @@
                 <w:rFonts w:ascii="Tahoma" w:hAnsi="Tahoma" w:cs="Tahoma"/>
               </w:rPr>
             </w:pPr>
-            <w:proofErr w:type="spellStart"/>
             <w:r>
               <w:rPr>
                 <w:rFonts w:ascii="Tahoma" w:hAnsi="Tahoma" w:cs="Tahoma"/>
@@ -559,7 +539,7 @@
                 <w:sz w:val="17"/>
                 <w:szCs w:val="17"/>
               </w:rPr>
-              <w:t>Descrip</w:t>
+              <w:t>D</w:t>
             </w:r>
             <w:r>
               <w:rPr>
@@ -569,9 +549,8 @@
                 <w:sz w:val="17"/>
                 <w:szCs w:val="17"/>
               </w:rPr>
-              <w:t>tion</w:t>
-            </w:r>
-            <w:proofErr w:type="spellEnd"/>
+              <w:t>ESCRIPTION</w:t>
+            </w:r>
           </w:p>
         </w:tc>
         <w:tc>
@@ -3416,11 +3395,6 @@
         </w:rPr>
         <w:t>}}</w:t>
       </w:r>
-    </w:p>
-    <w:p>
-      <w:pPr>
-        <w:spacing w:before="240" w:after="90"/>
-      </w:pPr>
     </w:p>
     <w:p>
       <w:pPr>
